--- a/output/投研舆情晨报_2026-09-21.docx
+++ b/output/投研舆情晨报_2026-09-21.docx
@@ -19,7 +19,7 @@
           <w:color w:val="8A939E"/>
           <w:sz w:val="18"/>
         </w:rPr>
-        <w:t>覆盖 6 家媒体 · 入库 8,741 条 · 去重后 1,685 条 · 识别热点 50 个</w:t>
+        <w:t>覆盖 6 家媒体 · 入库 9,427 条 · 去重后 1,927 条 · 识别热点 50 个</w:t>
       </w:r>
     </w:p>
     <w:p>
@@ -126,69 +126,7 @@
           </w:tcPr>
           <w:p>
             <w:r>
-              <w:t>0.702</w:t>
-            </w:r>
-          </w:p>
-        </w:tc>
-        <w:tc>
-          <w:tcPr>
-            <w:tcW w:type="dxa" w:w="1440"/>
-          </w:tcPr>
-          <w:p>
-            <w:r>
-              <w:t>爆点</w:t>
-            </w:r>
-          </w:p>
-        </w:tc>
-        <w:tc>
-          <w:tcPr>
-            <w:tcW w:type="dxa" w:w="1440"/>
-          </w:tcPr>
-          <w:p>
-            <w:r>
-              <w:t>综合</w:t>
-            </w:r>
-          </w:p>
-        </w:tc>
-        <w:tc>
-          <w:tcPr>
-            <w:tcW w:type="dxa" w:w="1440"/>
-          </w:tcPr>
-          <w:p>
-            <w:r>
-              <w:t>黄益平：随着人工智能技术的落地和创新，供强需弱矛盾或进一步加</w:t>
-            </w:r>
-          </w:p>
-        </w:tc>
-        <w:tc>
-          <w:tcPr>
-            <w:tcW w:type="dxa" w:w="1440"/>
-          </w:tcPr>
-          <w:p>
-            <w:r>
-              <w:t>9/2</w:t>
-            </w:r>
-          </w:p>
-        </w:tc>
-      </w:tr>
-      <w:tr>
-        <w:tc>
-          <w:tcPr>
-            <w:tcW w:type="dxa" w:w="1440"/>
-          </w:tcPr>
-          <w:p>
-            <w:r>
-              <w:t>2</w:t>
-            </w:r>
-          </w:p>
-        </w:tc>
-        <w:tc>
-          <w:tcPr>
-            <w:tcW w:type="dxa" w:w="1440"/>
-          </w:tcPr>
-          <w:p>
-            <w:r>
-              <w:t>0.667</w:t>
+              <w:t>0.788</w:t>
             </w:r>
           </w:p>
         </w:tc>
@@ -240,7 +178,7 @@
           </w:tcPr>
           <w:p>
             <w:r>
-              <w:t>3</w:t>
+              <w:t>2</w:t>
             </w:r>
           </w:p>
         </w:tc>
@@ -250,7 +188,7 @@
           </w:tcPr>
           <w:p>
             <w:r>
-              <w:t>0.639</w:t>
+              <w:t>0.706</w:t>
             </w:r>
           </w:p>
         </w:tc>
@@ -270,7 +208,7 @@
           </w:tcPr>
           <w:p>
             <w:r>
-              <w:t>综合</w:t>
+              <w:t>金融市场</w:t>
             </w:r>
           </w:p>
         </w:tc>
@@ -280,7 +218,7 @@
           </w:tcPr>
           <w:p>
             <w:r>
-              <w:t>西贝将彻底倒闭？客服辟谣：全国门店均正常运营，恳请理性看待网</w:t>
+              <w:t>三大股指齐涨，百股涨停再现！A股开启第二轮修复行情，短期波动</w:t>
             </w:r>
           </w:p>
         </w:tc>
@@ -290,7 +228,69 @@
           </w:tcPr>
           <w:p>
             <w:r>
-              <w:t>5/3</w:t>
+              <w:t>4/2</w:t>
+            </w:r>
+          </w:p>
+        </w:tc>
+      </w:tr>
+      <w:tr>
+        <w:tc>
+          <w:tcPr>
+            <w:tcW w:type="dxa" w:w="1440"/>
+          </w:tcPr>
+          <w:p>
+            <w:r>
+              <w:t>3</w:t>
+            </w:r>
+          </w:p>
+        </w:tc>
+        <w:tc>
+          <w:tcPr>
+            <w:tcW w:type="dxa" w:w="1440"/>
+          </w:tcPr>
+          <w:p>
+            <w:r>
+              <w:t>0.672</w:t>
+            </w:r>
+          </w:p>
+        </w:tc>
+        <w:tc>
+          <w:tcPr>
+            <w:tcW w:type="dxa" w:w="1440"/>
+          </w:tcPr>
+          <w:p>
+            <w:r>
+              <w:t>爆点</w:t>
+            </w:r>
+          </w:p>
+        </w:tc>
+        <w:tc>
+          <w:tcPr>
+            <w:tcW w:type="dxa" w:w="1440"/>
+          </w:tcPr>
+          <w:p>
+            <w:r>
+              <w:t>宏观政策</w:t>
+            </w:r>
+          </w:p>
+        </w:tc>
+        <w:tc>
+          <w:tcPr>
+            <w:tcW w:type="dxa" w:w="1440"/>
+          </w:tcPr>
+          <w:p>
+            <w:r>
+              <w:t>中国央行公开市场开展1650亿元7天期逆回购操作，操作利率1</w:t>
+            </w:r>
+          </w:p>
+        </w:tc>
+        <w:tc>
+          <w:tcPr>
+            <w:tcW w:type="dxa" w:w="1440"/>
+          </w:tcPr>
+          <w:p>
+            <w:r>
+              <w:t>3/2</w:t>
             </w:r>
           </w:p>
         </w:tc>
@@ -312,69 +312,7 @@
           </w:tcPr>
           <w:p>
             <w:r>
-              <w:t>0.543</w:t>
-            </w:r>
-          </w:p>
-        </w:tc>
-        <w:tc>
-          <w:tcPr>
-            <w:tcW w:type="dxa" w:w="1440"/>
-          </w:tcPr>
-          <w:p>
-            <w:r>
-              <w:t>爆点</w:t>
-            </w:r>
-          </w:p>
-        </w:tc>
-        <w:tc>
-          <w:tcPr>
-            <w:tcW w:type="dxa" w:w="1440"/>
-          </w:tcPr>
-          <w:p>
-            <w:r>
-              <w:t>综合</w:t>
-            </w:r>
-          </w:p>
-        </w:tc>
-        <w:tc>
-          <w:tcPr>
-            <w:tcW w:type="dxa" w:w="1440"/>
-          </w:tcPr>
-          <w:p>
-            <w:r>
-              <w:t>《广西金融业发展“十五五”规划》印发：鼓励上市公司并购重组和</w:t>
-            </w:r>
-          </w:p>
-        </w:tc>
-        <w:tc>
-          <w:tcPr>
-            <w:tcW w:type="dxa" w:w="1440"/>
-          </w:tcPr>
-          <w:p>
-            <w:r>
-              <w:t>4/2</w:t>
-            </w:r>
-          </w:p>
-        </w:tc>
-      </w:tr>
-      <w:tr>
-        <w:tc>
-          <w:tcPr>
-            <w:tcW w:type="dxa" w:w="1440"/>
-          </w:tcPr>
-          <w:p>
-            <w:r>
-              <w:t>5</w:t>
-            </w:r>
-          </w:p>
-        </w:tc>
-        <w:tc>
-          <w:tcPr>
-            <w:tcW w:type="dxa" w:w="1440"/>
-          </w:tcPr>
-          <w:p>
-            <w:r>
-              <w:t>0.543</w:t>
+              <w:t>0.650</w:t>
             </w:r>
           </w:p>
         </w:tc>
@@ -426,7 +364,7 @@
           </w:tcPr>
           <w:p>
             <w:r>
-              <w:t>6</w:t>
+              <w:t>5</w:t>
             </w:r>
           </w:p>
         </w:tc>
@@ -436,7 +374,7 @@
           </w:tcPr>
           <w:p>
             <w:r>
-              <w:t>0.543</w:t>
+              <w:t>0.650</w:t>
             </w:r>
           </w:p>
         </w:tc>
@@ -446,7 +384,7 @@
           </w:tcPr>
           <w:p>
             <w:r>
-              <w:t>高热</w:t>
+              <w:t>爆点</w:t>
             </w:r>
           </w:p>
         </w:tc>
@@ -488,7 +426,7 @@
           </w:tcPr>
           <w:p>
             <w:r>
-              <w:t>7</w:t>
+              <w:t>6</w:t>
             </w:r>
           </w:p>
         </w:tc>
@@ -498,7 +436,7 @@
           </w:tcPr>
           <w:p>
             <w:r>
-              <w:t>0.540</w:t>
+              <w:t>0.650</w:t>
             </w:r>
           </w:p>
         </w:tc>
@@ -518,7 +456,7 @@
           </w:tcPr>
           <w:p>
             <w:r>
-              <w:t>综合</w:t>
+              <w:t>国际市场</w:t>
             </w:r>
           </w:p>
         </w:tc>
@@ -528,7 +466,7 @@
           </w:tcPr>
           <w:p>
             <w:r>
-              <w:t>中泰证券一员工代客操盘，巨亏9206万元！累计交易超25亿元</w:t>
+              <w:t>美国零售柴油价格已正式突破每加仑 6.50 美元大关 刷新历</w:t>
             </w:r>
           </w:p>
         </w:tc>
@@ -538,7 +476,69 @@
           </w:tcPr>
           <w:p>
             <w:r>
-              <w:t>3/2</w:t>
+              <w:t>4/2</w:t>
+            </w:r>
+          </w:p>
+        </w:tc>
+      </w:tr>
+      <w:tr>
+        <w:tc>
+          <w:tcPr>
+            <w:tcW w:type="dxa" w:w="1440"/>
+          </w:tcPr>
+          <w:p>
+            <w:r>
+              <w:t>7</w:t>
+            </w:r>
+          </w:p>
+        </w:tc>
+        <w:tc>
+          <w:tcPr>
+            <w:tcW w:type="dxa" w:w="1440"/>
+          </w:tcPr>
+          <w:p>
+            <w:r>
+              <w:t>0.650</w:t>
+            </w:r>
+          </w:p>
+        </w:tc>
+        <w:tc>
+          <w:tcPr>
+            <w:tcW w:type="dxa" w:w="1440"/>
+          </w:tcPr>
+          <w:p>
+            <w:r>
+              <w:t>高热</w:t>
+            </w:r>
+          </w:p>
+        </w:tc>
+        <w:tc>
+          <w:tcPr>
+            <w:tcW w:type="dxa" w:w="1440"/>
+          </w:tcPr>
+          <w:p>
+            <w:r>
+              <w:t>国际市场</w:t>
+            </w:r>
+          </w:p>
+        </w:tc>
+        <w:tc>
+          <w:tcPr>
+            <w:tcW w:type="dxa" w:w="1440"/>
+          </w:tcPr>
+          <w:p>
+            <w:r>
+              <w:t>比特币一度升破85000美元</w:t>
+            </w:r>
+          </w:p>
+        </w:tc>
+        <w:tc>
+          <w:tcPr>
+            <w:tcW w:type="dxa" w:w="1440"/>
+          </w:tcPr>
+          <w:p>
+            <w:r>
+              <w:t>4/2</w:t>
             </w:r>
           </w:p>
         </w:tc>
@@ -560,69 +560,7 @@
           </w:tcPr>
           <w:p>
             <w:r>
-              <w:t>0.540</w:t>
-            </w:r>
-          </w:p>
-        </w:tc>
-        <w:tc>
-          <w:tcPr>
-            <w:tcW w:type="dxa" w:w="1440"/>
-          </w:tcPr>
-          <w:p>
-            <w:r>
-              <w:t>高热</w:t>
-            </w:r>
-          </w:p>
-        </w:tc>
-        <w:tc>
-          <w:tcPr>
-            <w:tcW w:type="dxa" w:w="1440"/>
-          </w:tcPr>
-          <w:p>
-            <w:r>
-              <w:t>宏观政策</w:t>
-            </w:r>
-          </w:p>
-        </w:tc>
-        <w:tc>
-          <w:tcPr>
-            <w:tcW w:type="dxa" w:w="1440"/>
-          </w:tcPr>
-          <w:p>
-            <w:r>
-              <w:t>中国央行公开市场开展1650亿元7天期逆回购操作，操作利率1</w:t>
-            </w:r>
-          </w:p>
-        </w:tc>
-        <w:tc>
-          <w:tcPr>
-            <w:tcW w:type="dxa" w:w="1440"/>
-          </w:tcPr>
-          <w:p>
-            <w:r>
-              <w:t>3/2</w:t>
-            </w:r>
-          </w:p>
-        </w:tc>
-      </w:tr>
-      <w:tr>
-        <w:tc>
-          <w:tcPr>
-            <w:tcW w:type="dxa" w:w="1440"/>
-          </w:tcPr>
-          <w:p>
-            <w:r>
-              <w:t>9</w:t>
-            </w:r>
-          </w:p>
-        </w:tc>
-        <w:tc>
-          <w:tcPr>
-            <w:tcW w:type="dxa" w:w="1440"/>
-          </w:tcPr>
-          <w:p>
-            <w:r>
-              <w:t>0.538</w:t>
+              <w:t>0.636</w:t>
             </w:r>
           </w:p>
         </w:tc>
@@ -674,7 +612,7 @@
           </w:tcPr>
           <w:p>
             <w:r>
-              <w:t>10</w:t>
+              <w:t>9</w:t>
             </w:r>
           </w:p>
         </w:tc>
@@ -684,7 +622,7 @@
           </w:tcPr>
           <w:p>
             <w:r>
-              <w:t>0.509</w:t>
+              <w:t>0.636</w:t>
             </w:r>
           </w:p>
         </w:tc>
@@ -714,7 +652,7 @@
           </w:tcPr>
           <w:p>
             <w:r>
-              <w:t>商务部新闻发言人就美方将《2026年格雷厄姆制裁俄罗斯和伊朗</w:t>
+              <w:t>商品期货开盘，原油主力合约跌超3%，菜籽粕跌超2%，碳酸锂、</w:t>
             </w:r>
           </w:p>
         </w:tc>
@@ -725,6 +663,68 @@
           <w:p>
             <w:r>
               <w:t>3/3</w:t>
+            </w:r>
+          </w:p>
+        </w:tc>
+      </w:tr>
+      <w:tr>
+        <w:tc>
+          <w:tcPr>
+            <w:tcW w:type="dxa" w:w="1440"/>
+          </w:tcPr>
+          <w:p>
+            <w:r>
+              <w:t>10</w:t>
+            </w:r>
+          </w:p>
+        </w:tc>
+        <w:tc>
+          <w:tcPr>
+            <w:tcW w:type="dxa" w:w="1440"/>
+          </w:tcPr>
+          <w:p>
+            <w:r>
+              <w:t>0.589</w:t>
+            </w:r>
+          </w:p>
+        </w:tc>
+        <w:tc>
+          <w:tcPr>
+            <w:tcW w:type="dxa" w:w="1440"/>
+          </w:tcPr>
+          <w:p>
+            <w:r>
+              <w:t>高热</w:t>
+            </w:r>
+          </w:p>
+        </w:tc>
+        <w:tc>
+          <w:tcPr>
+            <w:tcW w:type="dxa" w:w="1440"/>
+          </w:tcPr>
+          <w:p>
+            <w:r>
+              <w:t>AI与大模型</w:t>
+            </w:r>
+          </w:p>
+        </w:tc>
+        <w:tc>
+          <w:tcPr>
+            <w:tcW w:type="dxa" w:w="1440"/>
+          </w:tcPr>
+          <w:p>
+            <w:r>
+              <w:t>特朗普称将组建“人工智能部队”并任命AI事务负责人</w:t>
+            </w:r>
+          </w:p>
+        </w:tc>
+        <w:tc>
+          <w:tcPr>
+            <w:tcW w:type="dxa" w:w="1440"/>
+          </w:tcPr>
+          <w:p>
+            <w:r>
+              <w:t>3/2</w:t>
             </w:r>
           </w:p>
         </w:tc>
@@ -746,7 +746,7 @@
         <w:pStyle w:val="Heading2"/>
       </w:pPr>
       <w:r>
-        <w:t>黄益平：随着人工智能技术的落地和创新，供强需弱矛盾或进一步加剧</w:t>
+        <w:t>LPR连续16个月按兵不动，房贷利率逆势下行，最低可至2.7%，部分存量房贷可协商降息减</w:t>
       </w:r>
     </w:p>
     <w:p>
@@ -755,7 +755,7 @@
           <w:color w:val="8A939E"/>
           <w:sz w:val="18"/>
         </w:rPr>
-        <w:t>热度 0.702（爆点）· 9 篇 / 2 家媒体 · 综合</w:t>
+        <w:t>热度 0.788（爆点）· 6 篇 / 3 家媒体 · 宏观政策</w:t>
       </w:r>
     </w:p>
     <w:p>
@@ -767,81 +767,7 @@
         <w:t>事件概述：</w:t>
       </w:r>
       <w:r>
-        <w:t>「黄益平：随着人工智能技术的落地和创新，供强需弱矛盾或进一步加剧」由 9 篇报道聚合而成，覆盖 2 家媒体，热度 0.702（爆点），所属板块类目：综合。</w:t>
-      </w:r>
-    </w:p>
-    <w:p>
-      <w:r>
-        <w:rPr>
-          <w:b/>
-          <w:color w:val="16324F"/>
-        </w:rPr>
-        <w:t>关键信息：</w:t>
-      </w:r>
-      <w:r>
-        <w:t>黄益平：随着人工智能技术的落地和创新，供强需弱矛盾或进一步加剧；明日主题前瞻技术、政策与需求共振下，AI安全商业化落地趋势明确；赵峥：把握时代要求培养智能经济高质量人才</w:t>
-      </w:r>
-    </w:p>
-    <w:p>
-      <w:r>
-        <w:rPr>
-          <w:b/>
-          <w:color w:val="16324F"/>
-        </w:rPr>
-        <w:t>市场影响：</w:t>
-      </w:r>
-      <w:r>
-        <w:t>关联板块代码：本簇未携带板块标签。（LLM 不可用，未生成研判，以上为检索与统计事实）</w:t>
-      </w:r>
-    </w:p>
-    <w:p>
-      <w:r>
-        <w:rPr>
-          <w:b/>
-          <w:color w:val="16324F"/>
-        </w:rPr>
-        <w:t>关注要点：</w:t>
-      </w:r>
-      <w:r>
-        <w:t>建议人工复核该事件的后续进展与板块联动。</w:t>
-      </w:r>
-    </w:p>
-    <w:p>
-      <w:r>
-        <w:rPr>
-          <w:color w:val="8A939E"/>
-          <w:sz w:val="17"/>
-        </w:rPr>
-        <w:t>引用：[1]黄益平：随着人工智能技术的落地和创新，供强需弱矛盾或 / [2]明日主题前瞻技术、政策与需求共振下，AI安全商业化落 / [3]赵峥：把握时代要求培养智能经济高质量人才 / [4]花旗CEO称全球企业争相修补系统漏洞 以防御人工智能</w:t>
-      </w:r>
-    </w:p>
-    <w:p>
-      <w:pPr>
-        <w:pStyle w:val="Heading2"/>
-      </w:pPr>
-      <w:r>
-        <w:t>LPR连续16个月按兵不动，房贷利率逆势下行，最低可至2.7%，部分存量房贷可协商降息减</w:t>
-      </w:r>
-    </w:p>
-    <w:p>
-      <w:r>
-        <w:rPr>
-          <w:color w:val="8A939E"/>
-          <w:sz w:val="18"/>
-        </w:rPr>
-        <w:t>热度 0.667（爆点）· 6 篇 / 3 家媒体 · 宏观政策</w:t>
-      </w:r>
-    </w:p>
-    <w:p>
-      <w:r>
-        <w:rPr>
-          <w:b/>
-          <w:color w:val="16324F"/>
-        </w:rPr>
-        <w:t>事件概述：</w:t>
-      </w:r>
-      <w:r>
-        <w:t>「LPR连续16个月按兵不动，房贷利率逆势下行，最低可至2.7%，部分存量房贷可协商降息减负」由 6 篇报道聚合而成，覆盖 3 家媒体，热度 0.667（爆点），所属板块类目：宏观政策。</w:t>
+        <w:t>「LPR连续16个月按兵不动，房贷利率逆势下行，最低可至2.7%，部分存量房贷可协商降息减负」由 6 篇报道聚合而成，覆盖 3 家媒体，热度 0.788（爆点），所属板块类目：宏观政策。</w:t>
       </w:r>
     </w:p>
     <w:p>
@@ -886,7 +812,7 @@
           <w:color w:val="8A939E"/>
           <w:sz w:val="17"/>
         </w:rPr>
-        <w:t>引用：[1]LPR连续16个月按兵不动，房贷利率逆势下行，最低可 / [2]LPR连续16个月不变，业内称短期降息必要性不高 / [3]9月最新LPR出炉，连续16个月“按兵不动”！ / [4]100万房贷月供少636元，总利息多20万！多家银行</w:t>
+        <w:t>引用：[1]LPR连续16个月按兵不动，房贷利率逆势下行，最低可 / [2]LPR连续16个月不变，业内称短期降息必要性不高 / [3]9月最新LPR出炉，连续16个月“按兵不动”！ / [4]全球融资成本大幅下行，美债收益率有所回落</w:t>
       </w:r>
     </w:p>
     <w:p>
@@ -894,7 +820,7 @@
         <w:pStyle w:val="Heading2"/>
       </w:pPr>
       <w:r>
-        <w:t>西贝将彻底倒闭？客服辟谣：全国门店均正常运营，恳请理性看待网络信息</w:t>
+        <w:t>三大股指齐涨，百股涨停再现！A股开启第二轮修复行情，短期波动仍需警惕</w:t>
       </w:r>
     </w:p>
     <w:p>
@@ -903,7 +829,7 @@
           <w:color w:val="8A939E"/>
           <w:sz w:val="18"/>
         </w:rPr>
-        <w:t>热度 0.639（爆点）· 5 篇 / 3 家媒体 · 综合</w:t>
+        <w:t>热度 0.706（爆点）· 4 篇 / 2 家媒体 · 金融市场</w:t>
       </w:r>
     </w:p>
     <w:p>
@@ -915,7 +841,7 @@
         <w:t>事件概述：</w:t>
       </w:r>
       <w:r>
-        <w:t>「西贝将彻底倒闭？客服辟谣：全国门店均正常运营，恳请理性看待网络信息」由 5 篇报道聚合而成，覆盖 3 家媒体，热度 0.639（爆点），所属板块类目：综合。</w:t>
+        <w:t>「三大股指齐涨，百股涨停再现！A股开启第二轮修复行情，短期波动仍需警惕」由 4 篇报道聚合而成，覆盖 2 家媒体，热度 0.706（爆点），所属板块类目：金融市场。</w:t>
       </w:r>
     </w:p>
     <w:p>
@@ -927,7 +853,81 @@
         <w:t>关键信息：</w:t>
       </w:r>
       <w:r>
-        <w:t>西贝回应倒闭传闻：目前全国门店均正常运营；西贝将彻底倒闭？客服辟谣：全国门店均正常运营，恳请理性看待网络信息；“西贝被曝将彻底倒闭”冲上热搜，最新回应</w:t>
+        <w:t>三大股指齐涨，百股涨停再现！A股开启第二轮修复行情，短期波动仍需警惕；A股反弹态势有望延续，六大机构后市看好这些板块；开盘：三大股指齐涨 原油、美债收益率回落</w:t>
+      </w:r>
+    </w:p>
+    <w:p>
+      <w:r>
+        <w:rPr>
+          <w:b/>
+          <w:color w:val="16324F"/>
+        </w:rPr>
+        <w:t>市场影响：</w:t>
+      </w:r>
+      <w:r>
+        <w:t>关联板块代码：BK0464、BK0800。（LLM 不可用，未生成研判，以上为检索与统计事实）</w:t>
+      </w:r>
+    </w:p>
+    <w:p>
+      <w:r>
+        <w:rPr>
+          <w:b/>
+          <w:color w:val="16324F"/>
+        </w:rPr>
+        <w:t>关注要点：</w:t>
+      </w:r>
+      <w:r>
+        <w:t>建议人工复核该事件的后续进展与板块联动。</w:t>
+      </w:r>
+    </w:p>
+    <w:p>
+      <w:r>
+        <w:rPr>
+          <w:color w:val="8A939E"/>
+          <w:sz w:val="17"/>
+        </w:rPr>
+        <w:t>引用：[1]三大股指齐涨，百股涨停再现！A股开启第二轮修复行情， / [2]A股反弹态势有望延续，六大机构后市看好这些板块 / [3]开盘：三大股指齐涨 原油、美债收益率回落 / [4]中信建投研报称：A股开启第二轮修复行情 进攻端优选算</w:t>
+      </w:r>
+    </w:p>
+    <w:p>
+      <w:pPr>
+        <w:pStyle w:val="Heading2"/>
+      </w:pPr>
+      <w:r>
+        <w:t>中国央行公开市场开展1650亿元7天期逆回购操作，操作利率1.40%，持平上次。</w:t>
+      </w:r>
+    </w:p>
+    <w:p>
+      <w:r>
+        <w:rPr>
+          <w:color w:val="8A939E"/>
+          <w:sz w:val="18"/>
+        </w:rPr>
+        <w:t>热度 0.672（爆点）· 3 篇 / 2 家媒体 · 宏观政策</w:t>
+      </w:r>
+    </w:p>
+    <w:p>
+      <w:r>
+        <w:rPr>
+          <w:b/>
+          <w:color w:val="16324F"/>
+        </w:rPr>
+        <w:t>事件概述：</w:t>
+      </w:r>
+      <w:r>
+        <w:t>「中国央行公开市场开展1650亿元7天期逆回购操作，操作利率1.40%，持平上次。」由 3 篇报道聚合而成，覆盖 2 家媒体，热度 0.672（爆点），所属板块类目：宏观政策。</w:t>
+      </w:r>
+    </w:p>
+    <w:p>
+      <w:r>
+        <w:rPr>
+          <w:b/>
+          <w:color w:val="16324F"/>
+        </w:rPr>
+        <w:t>关键信息：</w:t>
+      </w:r>
+      <w:r>
+        <w:t>中国央行公开市场开展1650亿元7天期逆回购操作，操作利率1.40%，持平上次。；央行今日开展320亿元7天逆回购操作；1000亿元14天逆回购落地，央行提前对冲双节资金扰动</w:t>
       </w:r>
     </w:p>
     <w:p>
@@ -960,81 +960,7 @@
           <w:color w:val="8A939E"/>
           <w:sz w:val="17"/>
         </w:rPr>
-        <w:t>引用：[1]西贝回应倒闭传闻：目前全国门店均正常运营 / [2]西贝将彻底倒闭？客服辟谣：全国门店均正常运营，恳请理 / [3]“西贝被曝将彻底倒闭”冲上热搜，最新回应 / [4]西贝回应“将在两三个月内彻底倒闭”</w:t>
-      </w:r>
-    </w:p>
-    <w:p>
-      <w:pPr>
-        <w:pStyle w:val="Heading2"/>
-      </w:pPr>
-      <w:r>
-        <w:t>《广西金融业发展“十五五”规划》印发：鼓励上市公司并购重组和再融资 支持上市公司发展新质</w:t>
-      </w:r>
-    </w:p>
-    <w:p>
-      <w:r>
-        <w:rPr>
-          <w:color w:val="8A939E"/>
-          <w:sz w:val="18"/>
-        </w:rPr>
-        <w:t>热度 0.543（爆点）· 4 篇 / 2 家媒体 · 综合</w:t>
-      </w:r>
-    </w:p>
-    <w:p>
-      <w:r>
-        <w:rPr>
-          <w:b/>
-          <w:color w:val="16324F"/>
-        </w:rPr>
-        <w:t>事件概述：</w:t>
-      </w:r>
-      <w:r>
-        <w:t>「《广西金融业发展“十五五”规划》印发：鼓励上市公司并购重组和再融资 支持上市公司发展新质生产力」由 4 篇报道聚合而成，覆盖 2 家媒体，热度 0.543（爆点），所属板块类目：综合。</w:t>
-      </w:r>
-    </w:p>
-    <w:p>
-      <w:r>
-        <w:rPr>
-          <w:b/>
-          <w:color w:val="16324F"/>
-        </w:rPr>
-        <w:t>关键信息：</w:t>
-      </w:r>
-      <w:r>
-        <w:t>《广西金融业发展“十五五”规划》印发：鼓励上市公司并购重组和再融资 支持上市公司；《广西金融业发展“十五五”规划》印发：加快构建总规模不低于500亿元的人工智能领；《广西金融业发展“十五五”规划》印发：推进人民币面向东盟跨区域使用</w:t>
-      </w:r>
-    </w:p>
-    <w:p>
-      <w:r>
-        <w:rPr>
-          <w:b/>
-          <w:color w:val="16324F"/>
-        </w:rPr>
-        <w:t>市场影响：</w:t>
-      </w:r>
-      <w:r>
-        <w:t>关联板块代码：BK0475、BK1283、BK0800。（LLM 不可用，未生成研判，以上为检索与统计事实）</w:t>
-      </w:r>
-    </w:p>
-    <w:p>
-      <w:r>
-        <w:rPr>
-          <w:b/>
-          <w:color w:val="16324F"/>
-        </w:rPr>
-        <w:t>关注要点：</w:t>
-      </w:r>
-      <w:r>
-        <w:t>建议人工复核该事件的后续进展与板块联动。</w:t>
-      </w:r>
-    </w:p>
-    <w:p>
-      <w:r>
-        <w:rPr>
-          <w:color w:val="8A939E"/>
-          <w:sz w:val="17"/>
-        </w:rPr>
-        <w:t>引用：[1]《广西金融业发展“十五五”规划》印发：鼓励上市公司并 / [2]《广西金融业发展“十五五”规划》印发：加快构建总规模 / [3]《广西金融业发展“十五五”规划》印发：推进人民币面向 / [4]广西：到2030年金融业整体实力明显增强</w:t>
+        <w:t>引用：[1]中国央行公开市场开展1650亿元7天期逆回购操作，操 / [2]央行今日开展320亿元7天逆回购操作 / [3]1000亿元14天逆回购落地，央行提前对冲双节资金扰 / [4]央行运用多种工具灵活对冲 资金面料平稳跨月跨季</w:t>
       </w:r>
     </w:p>
     <w:p>
@@ -1051,7 +977,7 @@
           <w:color w:val="8A939E"/>
           <w:sz w:val="18"/>
         </w:rPr>
-        <w:t>热度 0.543（爆点）· 4 篇 / 2 家媒体 · 综合</w:t>
+        <w:t>热度 0.650（爆点）· 4 篇 / 2 家媒体 · 综合</w:t>
       </w:r>
     </w:p>
     <w:p>
@@ -1063,7 +989,7 @@
         <w:t>事件概述：</w:t>
       </w:r>
       <w:r>
-        <w:t>「盛和资源：控股股东不存在拟对外转让公司控股权的情形」由 4 篇报道聚合而成，覆盖 2 家媒体，热度 0.543（爆点），所属板块类目：综合。</w:t>
+        <w:t>「盛和资源：控股股东不存在拟对外转让公司控股权的情形」由 4 篇报道聚合而成，覆盖 2 家媒体，热度 0.65（爆点），所属板块类目：综合。</w:t>
       </w:r>
     </w:p>
     <w:p>
@@ -1108,7 +1034,81 @@
           <w:color w:val="8A939E"/>
           <w:sz w:val="17"/>
         </w:rPr>
-        <w:t>引用：[1]盛和资源：控股股东不存在拟对外转让公司控股权的情形 / [2]600392，澄清控股权转让传闻 / [3]控股权转让？稀土龙头600392，紧急澄清 / [4]兑吧控股股东Xiaoliang Holding拟转让</w:t>
+        <w:t>引用：[1]盛和资源：控股股东不存在拟对外转让公司控股权的情形 / [2]600392，澄清控股权转让传闻 / [3]控股权转让？稀土龙头600392，紧急澄清 / [4]澄星股份：公司不存在对控股股东和实际控制人及其关联人</w:t>
+      </w:r>
+    </w:p>
+    <w:p>
+      <w:pPr>
+        <w:pStyle w:val="Heading2"/>
+      </w:pPr>
+      <w:r>
+        <w:t>韩国9月1-20日出口创纪录新高，半导体出口激增259.4%</w:t>
+      </w:r>
+    </w:p>
+    <w:p>
+      <w:r>
+        <w:rPr>
+          <w:color w:val="8A939E"/>
+          <w:sz w:val="18"/>
+        </w:rPr>
+        <w:t>热度 0.650（爆点）· 4 篇 / 2 家媒体 · 半导体</w:t>
+      </w:r>
+    </w:p>
+    <w:p>
+      <w:r>
+        <w:rPr>
+          <w:b/>
+          <w:color w:val="16324F"/>
+        </w:rPr>
+        <w:t>事件概述：</w:t>
+      </w:r>
+      <w:r>
+        <w:t>「韩国9月1-20日出口创纪录新高，半导体出口激增259.4%」由 4 篇报道聚合而成，覆盖 2 家媒体，热度 0.65（爆点），所属板块类目：半导体。</w:t>
+      </w:r>
+    </w:p>
+    <w:p>
+      <w:r>
+        <w:rPr>
+          <w:b/>
+          <w:color w:val="16324F"/>
+        </w:rPr>
+        <w:t>关键信息：</w:t>
+      </w:r>
+      <w:r>
+        <w:t>韩国9月1-20日出口创纪录新高，半导体出口激增259.4%；早期贸易数据显示芯片热潮推动下 韩国出口保持稳健增长势头；韩国9月前20天出口同比增长78%，芯片出口飙升259%</w:t>
+      </w:r>
+    </w:p>
+    <w:p>
+      <w:r>
+        <w:rPr>
+          <w:b/>
+          <w:color w:val="16324F"/>
+        </w:rPr>
+        <w:t>市场影响：</w:t>
+      </w:r>
+      <w:r>
+        <w:t>关联板块代码：本簇未携带板块标签。（LLM 不可用，未生成研判，以上为检索与统计事实）</w:t>
+      </w:r>
+    </w:p>
+    <w:p>
+      <w:r>
+        <w:rPr>
+          <w:b/>
+          <w:color w:val="16324F"/>
+        </w:rPr>
+        <w:t>关注要点：</w:t>
+      </w:r>
+      <w:r>
+        <w:t>建议人工复核该事件的后续进展与板块联动。</w:t>
+      </w:r>
+    </w:p>
+    <w:p>
+      <w:r>
+        <w:rPr>
+          <w:color w:val="8A939E"/>
+          <w:sz w:val="17"/>
+        </w:rPr>
+        <w:t>引用：[1]韩国9月1-20日出口创纪录新高，半导体出口激增25 / [2]早期贸易数据显示芯片热潮推动下 韩国出口保持稳健增长 / [3]韩国9月前20天出口同比增长78%，芯片出口飙升25 / [4]韩国9月出口20天同比 78.3%，前值 56%。</w:t>
       </w:r>
     </w:p>
     <w:p>
@@ -1127,7 +1127,7 @@
         <w:pStyle w:val="ListBullet"/>
       </w:pPr>
       <w:r>
-        <w:t>采集：6 家媒体公开接口，累计入库 8,741 条</w:t>
+        <w:t>采集：6 家媒体公开接口，累计入库 9,427 条</w:t>
       </w:r>
     </w:p>
     <w:p>
@@ -1135,7 +1135,7 @@
         <w:pStyle w:val="ListBullet"/>
       </w:pPr>
       <w:r>
-        <w:t>三层去重：1,918 → 1,685 条（精确129/SimHash8/语义96）</w:t>
+        <w:t>三层去重：2,159 → 1,927 条（精确121/SimHash8/语义103）</w:t>
       </w:r>
     </w:p>
     <w:p>
